--- a/AI Systems/module1/lab1/СИИ P3322 ЛР1 Немыкин Ярослав Алексеевич.docx
+++ b/AI Systems/module1/lab1/СИИ P3322 ЛР1 Немыкин Ярослав Алексеевич.docx
@@ -226,21 +226,7 @@
           <w:sz w:val="28"/>
           <w:lang w:val="en-US"/>
         </w:rPr>
-        <w:t>P3</w:t>
-      </w:r>
-      <w:r>
-        <w:rPr>
-          <w:sz w:val="28"/>
-          <w:lang w:val="en-US"/>
-        </w:rPr>
-        <w:t>3</w:t>
-      </w:r>
-      <w:r>
-        <w:rPr>
-          <w:sz w:val="28"/>
-          <w:lang w:val="en-US"/>
-        </w:rPr>
-        <w:t>22</w:t>
+        <w:t>P3322</w:t>
       </w:r>
       <w:r>
         <w:rPr>
@@ -441,12 +427,14 @@
           <w:r>
             <w:rPr>
               <w:webHidden/>
+              <w:vanish w:val="false"/>
             </w:rPr>
             <w:instrText> TOC \z \o "1-3" \u \h</w:instrText>
           </w:r>
           <w:r>
             <w:rPr>
               <w:webHidden/>
+              <w:vanish w:val="false"/>
             </w:rPr>
             <w:fldChar w:fldCharType="separate"/>
           </w:r>
@@ -455,30 +443,26 @@
               <w:rPr>
                 <w:webHidden/>
               </w:rPr>
+              <w:fldChar w:fldCharType="begin"/>
+            </w:r>
+            <w:r>
+              <w:rPr>
+                <w:webHidden/>
+              </w:rPr>
+              <w:instrText>PAGEREF _Toc240914423 \h</w:instrText>
+            </w:r>
+            <w:r>
+              <w:rPr>
+                <w:webHidden/>
+              </w:rPr>
+              <w:fldChar w:fldCharType="separate"/>
+            </w:r>
+            <w:r>
+              <w:rPr>
+                <w:webHidden/>
+                <w:vanish w:val="false"/>
+              </w:rPr>
               <w:t>Аннотация</w:t>
-            </w:r>
-            <w:r>
-              <w:rPr>
-                <w:webHidden/>
-              </w:rPr>
-              <w:fldChar w:fldCharType="begin"/>
-            </w:r>
-            <w:r>
-              <w:rPr>
-                <w:webHidden/>
-              </w:rPr>
-              <w:instrText>PAGEREF _Toc240914423 \h</w:instrText>
-            </w:r>
-            <w:r>
-              <w:rPr>
-                <w:webHidden/>
-              </w:rPr>
-              <w:fldChar w:fldCharType="separate"/>
-            </w:r>
-            <w:r>
-              <w:rPr>
-                <w:vanish w:val="false"/>
-              </w:rPr>
               <w:tab/>
               <w:t>3</w:t>
             </w:r>
@@ -514,6 +498,7 @@
             <w:r>
               <w:rPr>
                 <w:webHidden/>
+                <w:vanish w:val="false"/>
                 <w:shd w:fill="FFFFFF" w:val="clear"/>
                 <w:lang w:eastAsia="ru-RU"/>
               </w:rPr>
@@ -576,6 +561,7 @@
             <w:r>
               <w:rPr>
                 <w:webHidden/>
+                <w:vanish w:val="false"/>
                 <w:lang w:eastAsia="ru-RU"/>
               </w:rPr>
               <w:t>База знаний в Prolog (ЛР1, Часть 1)</w:t>
@@ -634,6 +620,7 @@
             <w:r>
               <w:rPr>
                 <w:webHidden/>
+                <w:vanish w:val="false"/>
                 <w:lang w:eastAsia="ru-RU"/>
               </w:rPr>
               <w:t>Выбранный домен и словарь сущностей</w:t>
@@ -692,6 +679,7 @@
             <w:r>
               <w:rPr>
                 <w:webHidden/>
+                <w:vanish w:val="false"/>
                 <w:lang w:eastAsia="ru-RU"/>
               </w:rPr>
               <w:t>Состав базы знаний</w:t>
@@ -750,6 +738,7 @@
             <w:r>
               <w:rPr>
                 <w:webHidden/>
+                <w:vanish w:val="false"/>
                 <w:lang w:eastAsia="ru-RU"/>
               </w:rPr>
               <w:t>Структура исходного файла</w:t>
@@ -808,6 +797,7 @@
             <w:r>
               <w:rPr>
                 <w:webHidden/>
+                <w:vanish w:val="false"/>
                 <w:lang w:eastAsia="ru-RU"/>
               </w:rPr>
               <w:t>Реализованные правила</w:t>
@@ -866,6 +856,7 @@
             <w:r>
               <w:rPr>
                 <w:webHidden/>
+                <w:vanish w:val="false"/>
                 <w:lang w:eastAsia="ru-RU"/>
               </w:rPr>
               <w:t>Тестовые запросы и ответы интерпретатора</w:t>
@@ -927,6 +918,7 @@
             <w:r>
               <w:rPr>
                 <w:webHidden/>
+                <w:vanish w:val="false"/>
                 <w:lang w:eastAsia="ru-RU"/>
               </w:rPr>
               <w:t xml:space="preserve">Онтология в </w:t>
@@ -1009,6 +1001,7 @@
             <w:r>
               <w:rPr>
                 <w:webHidden/>
+                <w:vanish w:val="false"/>
                 <w:lang w:eastAsia="ru-RU"/>
               </w:rPr>
               <w:t xml:space="preserve">Перевод </w:t>
@@ -1085,6 +1078,7 @@
             <w:r>
               <w:rPr>
                 <w:webHidden/>
+                <w:vanish w:val="false"/>
                 <w:lang w:eastAsia="ru-RU"/>
               </w:rPr>
               <w:t>Классы и иерархия</w:t>
@@ -1143,6 +1137,7 @@
             <w:r>
               <w:rPr>
                 <w:webHidden/>
+                <w:vanish w:val="false"/>
                 <w:lang w:val="en-US" w:eastAsia="ru-RU"/>
               </w:rPr>
               <w:t xml:space="preserve">ObjectProperty </w:t>
@@ -1213,6 +1208,7 @@
             <w:r>
               <w:rPr>
                 <w:webHidden/>
+                <w:vanish w:val="false"/>
                 <w:lang w:eastAsia="ru-RU"/>
               </w:rPr>
               <w:t>Кардинальности и функциональность</w:t>
@@ -1271,6 +1267,7 @@
             <w:r>
               <w:rPr>
                 <w:webHidden/>
+                <w:vanish w:val="false"/>
                 <w:lang w:eastAsia="ru-RU"/>
               </w:rPr>
               <w:t>Несовместимости и ограничения</w:t>
@@ -1329,6 +1326,7 @@
             <w:r>
               <w:rPr>
                 <w:webHidden/>
+                <w:vanish w:val="false"/>
                 <w:lang w:eastAsia="ru-RU"/>
               </w:rPr>
               <w:t xml:space="preserve">Проверка </w:t>
@@ -1399,6 +1397,7 @@
             <w:r>
               <w:rPr>
                 <w:webHidden/>
+                <w:vanish w:val="false"/>
                 <w:lang w:eastAsia="ru-RU"/>
               </w:rPr>
               <w:t>Компетентностные вопросы и ожидаемые ответы</w:t>
@@ -1460,6 +1459,7 @@
             <w:r>
               <w:rPr>
                 <w:webHidden/>
+                <w:vanish w:val="false"/>
                 <w:lang w:eastAsia="ru-RU"/>
               </w:rPr>
               <w:t>Заключение</w:t>
@@ -1521,6 +1521,7 @@
             <w:r>
               <w:rPr>
                 <w:webHidden/>
+                <w:vanish w:val="false"/>
                 <w:lang w:eastAsia="ru-RU"/>
               </w:rPr>
               <w:t>Приложение</w:t>
@@ -1847,7 +1848,8 @@
           <w:p>
             <w:pPr>
               <w:pStyle w:val="Normal"/>
-              <w:widowControl/>
+              <w:widowControl w:val="false"/>
+              <w:suppressAutoHyphens w:val="true"/>
               <w:spacing w:before="0" w:after="240"/>
               <w:rPr>
                 <w:lang w:eastAsia="ru-RU"/>
@@ -1875,7 +1877,8 @@
           <w:p>
             <w:pPr>
               <w:pStyle w:val="Normal"/>
-              <w:widowControl/>
+              <w:widowControl w:val="false"/>
+              <w:suppressAutoHyphens w:val="true"/>
               <w:spacing w:before="0" w:after="240"/>
               <w:rPr>
                 <w:lang w:eastAsia="ru-RU"/>
@@ -1903,7 +1906,8 @@
           <w:p>
             <w:pPr>
               <w:pStyle w:val="Normal"/>
-              <w:widowControl/>
+              <w:widowControl w:val="false"/>
+              <w:suppressAutoHyphens w:val="true"/>
               <w:spacing w:before="0" w:after="240"/>
               <w:rPr>
                 <w:lang w:eastAsia="ru-RU"/>
@@ -1933,7 +1937,8 @@
           <w:p>
             <w:pPr>
               <w:pStyle w:val="Normal"/>
-              <w:widowControl/>
+              <w:widowControl w:val="false"/>
+              <w:suppressAutoHyphens w:val="true"/>
               <w:spacing w:before="0" w:after="240"/>
               <w:rPr>
                 <w:lang w:eastAsia="ru-RU"/>
@@ -1959,7 +1964,8 @@
           <w:p>
             <w:pPr>
               <w:pStyle w:val="Normal"/>
-              <w:widowControl/>
+              <w:widowControl w:val="false"/>
+              <w:suppressAutoHyphens w:val="true"/>
               <w:spacing w:before="0" w:after="240"/>
               <w:rPr>
                 <w:lang w:eastAsia="ru-RU"/>
@@ -1985,7 +1991,8 @@
           <w:p>
             <w:pPr>
               <w:pStyle w:val="Normal"/>
-              <w:widowControl/>
+              <w:widowControl w:val="false"/>
+              <w:suppressAutoHyphens w:val="true"/>
               <w:spacing w:before="0" w:after="240"/>
               <w:rPr>
                 <w:lang w:eastAsia="ru-RU"/>
@@ -2014,7 +2021,8 @@
           <w:p>
             <w:pPr>
               <w:pStyle w:val="Normal"/>
-              <w:widowControl/>
+              <w:widowControl w:val="false"/>
+              <w:suppressAutoHyphens w:val="true"/>
               <w:spacing w:before="0" w:after="240"/>
               <w:rPr>
                 <w:lang w:eastAsia="ru-RU"/>
@@ -2040,7 +2048,8 @@
           <w:p>
             <w:pPr>
               <w:pStyle w:val="Normal"/>
-              <w:widowControl/>
+              <w:widowControl w:val="false"/>
+              <w:suppressAutoHyphens w:val="true"/>
               <w:spacing w:before="0" w:after="240"/>
               <w:rPr>
                 <w:lang w:eastAsia="ru-RU"/>
@@ -2066,7 +2075,8 @@
           <w:p>
             <w:pPr>
               <w:pStyle w:val="Normal"/>
-              <w:widowControl/>
+              <w:widowControl w:val="false"/>
+              <w:suppressAutoHyphens w:val="true"/>
               <w:spacing w:before="0" w:after="240"/>
               <w:rPr>
                 <w:lang w:eastAsia="ru-RU"/>
@@ -2095,7 +2105,8 @@
           <w:p>
             <w:pPr>
               <w:pStyle w:val="Normal"/>
-              <w:widowControl/>
+              <w:widowControl w:val="false"/>
+              <w:suppressAutoHyphens w:val="true"/>
               <w:spacing w:before="0" w:after="240"/>
               <w:rPr>
                 <w:lang w:eastAsia="ru-RU"/>
@@ -2121,7 +2132,8 @@
           <w:p>
             <w:pPr>
               <w:pStyle w:val="Normal"/>
-              <w:widowControl/>
+              <w:widowControl w:val="false"/>
+              <w:suppressAutoHyphens w:val="true"/>
               <w:spacing w:before="0" w:after="240"/>
               <w:rPr>
                 <w:lang w:eastAsia="ru-RU"/>
@@ -2147,7 +2159,8 @@
           <w:p>
             <w:pPr>
               <w:pStyle w:val="Normal"/>
-              <w:widowControl/>
+              <w:widowControl w:val="false"/>
+              <w:suppressAutoHyphens w:val="true"/>
               <w:spacing w:before="0" w:after="240"/>
               <w:rPr>
                 <w:lang w:eastAsia="ru-RU"/>
@@ -2176,7 +2189,8 @@
           <w:p>
             <w:pPr>
               <w:pStyle w:val="Normal"/>
-              <w:widowControl/>
+              <w:widowControl w:val="false"/>
+              <w:suppressAutoHyphens w:val="true"/>
               <w:spacing w:before="0" w:after="240"/>
               <w:rPr>
                 <w:lang w:eastAsia="ru-RU"/>
@@ -2202,7 +2216,8 @@
           <w:p>
             <w:pPr>
               <w:pStyle w:val="Normal"/>
-              <w:widowControl/>
+              <w:widowControl w:val="false"/>
+              <w:suppressAutoHyphens w:val="true"/>
               <w:spacing w:before="0" w:after="240"/>
               <w:rPr>
                 <w:lang w:eastAsia="ru-RU"/>
@@ -2228,7 +2243,8 @@
           <w:p>
             <w:pPr>
               <w:pStyle w:val="Normal"/>
-              <w:widowControl/>
+              <w:widowControl w:val="false"/>
+              <w:suppressAutoHyphens w:val="true"/>
               <w:spacing w:before="0" w:after="240"/>
               <w:rPr>
                 <w:lang w:eastAsia="ru-RU"/>
@@ -2257,7 +2273,8 @@
           <w:p>
             <w:pPr>
               <w:pStyle w:val="Normal"/>
-              <w:widowControl/>
+              <w:widowControl w:val="false"/>
+              <w:suppressAutoHyphens w:val="true"/>
               <w:spacing w:before="0" w:after="240"/>
               <w:rPr>
                 <w:lang w:eastAsia="ru-RU"/>
@@ -2283,7 +2300,8 @@
           <w:p>
             <w:pPr>
               <w:pStyle w:val="Normal"/>
-              <w:widowControl/>
+              <w:widowControl w:val="false"/>
+              <w:suppressAutoHyphens w:val="true"/>
               <w:spacing w:before="0" w:after="240"/>
               <w:rPr>
                 <w:lang w:eastAsia="ru-RU"/>
@@ -2309,7 +2327,8 @@
           <w:p>
             <w:pPr>
               <w:pStyle w:val="Normal"/>
-              <w:widowControl/>
+              <w:widowControl w:val="false"/>
+              <w:suppressAutoHyphens w:val="true"/>
               <w:spacing w:before="0" w:after="240"/>
               <w:rPr>
                 <w:lang w:eastAsia="ru-RU"/>
@@ -2338,7 +2357,8 @@
           <w:p>
             <w:pPr>
               <w:pStyle w:val="Normal"/>
-              <w:widowControl/>
+              <w:widowControl w:val="false"/>
+              <w:suppressAutoHyphens w:val="true"/>
               <w:spacing w:before="0" w:after="240"/>
               <w:rPr>
                 <w:lang w:eastAsia="ru-RU"/>
@@ -2364,7 +2384,8 @@
           <w:p>
             <w:pPr>
               <w:pStyle w:val="Normal"/>
-              <w:widowControl/>
+              <w:widowControl w:val="false"/>
+              <w:suppressAutoHyphens w:val="true"/>
               <w:spacing w:before="0" w:after="240"/>
               <w:rPr>
                 <w:lang w:eastAsia="ru-RU"/>
@@ -2390,7 +2411,8 @@
           <w:p>
             <w:pPr>
               <w:pStyle w:val="Normal"/>
-              <w:widowControl/>
+              <w:widowControl w:val="false"/>
+              <w:suppressAutoHyphens w:val="true"/>
               <w:spacing w:before="0" w:after="240"/>
               <w:rPr>
                 <w:lang w:eastAsia="ru-RU"/>
@@ -2419,7 +2441,8 @@
           <w:p>
             <w:pPr>
               <w:pStyle w:val="Normal"/>
-              <w:widowControl/>
+              <w:widowControl w:val="false"/>
+              <w:suppressAutoHyphens w:val="true"/>
               <w:spacing w:before="0" w:after="240"/>
               <w:rPr>
                 <w:lang w:eastAsia="ru-RU"/>
@@ -2445,7 +2468,8 @@
           <w:p>
             <w:pPr>
               <w:pStyle w:val="Normal"/>
-              <w:widowControl/>
+              <w:widowControl w:val="false"/>
+              <w:suppressAutoHyphens w:val="true"/>
               <w:spacing w:before="0" w:after="240"/>
               <w:rPr>
                 <w:lang w:eastAsia="ru-RU"/>
@@ -2471,7 +2495,8 @@
           <w:p>
             <w:pPr>
               <w:pStyle w:val="Normal"/>
-              <w:widowControl/>
+              <w:widowControl w:val="false"/>
+              <w:suppressAutoHyphens w:val="true"/>
               <w:spacing w:before="0" w:after="240"/>
               <w:rPr>
                 <w:lang w:eastAsia="ru-RU"/>
@@ -2500,7 +2525,8 @@
           <w:p>
             <w:pPr>
               <w:pStyle w:val="Normal"/>
-              <w:widowControl/>
+              <w:widowControl w:val="false"/>
+              <w:suppressAutoHyphens w:val="true"/>
               <w:spacing w:before="0" w:after="240"/>
               <w:rPr>
                 <w:lang w:eastAsia="ru-RU"/>
@@ -2526,7 +2552,8 @@
           <w:p>
             <w:pPr>
               <w:pStyle w:val="Normal"/>
-              <w:widowControl/>
+              <w:widowControl w:val="false"/>
+              <w:suppressAutoHyphens w:val="true"/>
               <w:spacing w:before="0" w:after="240"/>
               <w:rPr>
                 <w:lang w:eastAsia="ru-RU"/>
@@ -2552,7 +2579,8 @@
           <w:p>
             <w:pPr>
               <w:pStyle w:val="Normal"/>
-              <w:widowControl/>
+              <w:widowControl w:val="false"/>
+              <w:suppressAutoHyphens w:val="true"/>
               <w:spacing w:before="0" w:after="240"/>
               <w:rPr>
                 <w:lang w:eastAsia="ru-RU"/>
@@ -2581,7 +2609,8 @@
           <w:p>
             <w:pPr>
               <w:pStyle w:val="Normal"/>
-              <w:widowControl/>
+              <w:widowControl w:val="false"/>
+              <w:suppressAutoHyphens w:val="true"/>
               <w:spacing w:before="0" w:after="240"/>
               <w:rPr>
                 <w:lang w:eastAsia="ru-RU"/>
@@ -2607,7 +2636,8 @@
           <w:p>
             <w:pPr>
               <w:pStyle w:val="Normal"/>
-              <w:widowControl/>
+              <w:widowControl w:val="false"/>
+              <w:suppressAutoHyphens w:val="true"/>
               <w:spacing w:before="0" w:after="240"/>
               <w:rPr>
                 <w:lang w:eastAsia="ru-RU"/>
@@ -2633,7 +2663,8 @@
           <w:p>
             <w:pPr>
               <w:pStyle w:val="Normal"/>
-              <w:widowControl/>
+              <w:widowControl w:val="false"/>
+              <w:suppressAutoHyphens w:val="true"/>
               <w:spacing w:before="0" w:after="240"/>
               <w:rPr>
                 <w:lang w:eastAsia="ru-RU"/>
@@ -2662,7 +2693,8 @@
           <w:p>
             <w:pPr>
               <w:pStyle w:val="Normal"/>
-              <w:widowControl/>
+              <w:widowControl w:val="false"/>
+              <w:suppressAutoHyphens w:val="true"/>
               <w:spacing w:before="0" w:after="240"/>
               <w:rPr>
                 <w:lang w:eastAsia="ru-RU"/>
@@ -2688,7 +2720,8 @@
           <w:p>
             <w:pPr>
               <w:pStyle w:val="Normal"/>
-              <w:widowControl/>
+              <w:widowControl w:val="false"/>
+              <w:suppressAutoHyphens w:val="true"/>
               <w:spacing w:before="0" w:after="240"/>
               <w:rPr>
                 <w:lang w:eastAsia="ru-RU"/>
@@ -2714,7 +2747,8 @@
           <w:p>
             <w:pPr>
               <w:pStyle w:val="Normal"/>
-              <w:widowControl/>
+              <w:widowControl w:val="false"/>
+              <w:suppressAutoHyphens w:val="true"/>
               <w:spacing w:before="0" w:after="240"/>
               <w:rPr>
                 <w:lang w:eastAsia="ru-RU"/>
@@ -2743,7 +2777,8 @@
           <w:p>
             <w:pPr>
               <w:pStyle w:val="Normal"/>
-              <w:widowControl/>
+              <w:widowControl w:val="false"/>
+              <w:suppressAutoHyphens w:val="true"/>
               <w:spacing w:before="0" w:after="240"/>
               <w:rPr>
                 <w:lang w:eastAsia="ru-RU"/>
@@ -2769,7 +2804,8 @@
           <w:p>
             <w:pPr>
               <w:pStyle w:val="Normal"/>
-              <w:widowControl/>
+              <w:widowControl w:val="false"/>
+              <w:suppressAutoHyphens w:val="true"/>
               <w:spacing w:before="0" w:after="240"/>
               <w:rPr>
                 <w:lang w:eastAsia="ru-RU"/>
@@ -2795,7 +2831,8 @@
           <w:p>
             <w:pPr>
               <w:pStyle w:val="Normal"/>
-              <w:widowControl/>
+              <w:widowControl w:val="false"/>
+              <w:suppressAutoHyphens w:val="true"/>
               <w:spacing w:before="0" w:after="240"/>
               <w:rPr>
                 <w:lang w:eastAsia="ru-RU"/>
@@ -2824,7 +2861,8 @@
           <w:p>
             <w:pPr>
               <w:pStyle w:val="Normal"/>
-              <w:widowControl/>
+              <w:widowControl w:val="false"/>
+              <w:suppressAutoHyphens w:val="true"/>
               <w:spacing w:before="0" w:after="240"/>
               <w:rPr>
                 <w:lang w:eastAsia="ru-RU"/>
@@ -2850,7 +2888,8 @@
           <w:p>
             <w:pPr>
               <w:pStyle w:val="Normal"/>
-              <w:widowControl/>
+              <w:widowControl w:val="false"/>
+              <w:suppressAutoHyphens w:val="true"/>
               <w:spacing w:before="0" w:after="240"/>
               <w:rPr>
                 <w:lang w:eastAsia="ru-RU"/>
@@ -2876,7 +2915,8 @@
           <w:p>
             <w:pPr>
               <w:pStyle w:val="Normal"/>
-              <w:widowControl/>
+              <w:widowControl w:val="false"/>
+              <w:suppressAutoHyphens w:val="true"/>
               <w:spacing w:before="0" w:after="240"/>
               <w:rPr>
                 <w:lang w:eastAsia="ru-RU"/>
@@ -3415,15 +3455,15 @@
         <w:tblLook w:firstRow="1" w:noVBand="1" w:lastRow="0" w:firstColumn="1" w:lastColumn="0" w:noHBand="0" w:val="04a0"/>
       </w:tblPr>
       <w:tblGrid>
-        <w:gridCol w:w="3196"/>
+        <w:gridCol w:w="3195"/>
         <w:gridCol w:w="3243"/>
-        <w:gridCol w:w="3190"/>
+        <w:gridCol w:w="3191"/>
       </w:tblGrid>
       <w:tr>
         <w:trPr/>
         <w:tc>
           <w:tcPr>
-            <w:tcW w:w="3196" w:type="dxa"/>
+            <w:tcW w:w="3195" w:type="dxa"/>
             <w:tcBorders/>
             <w:shd w:color="auto" w:fill="D9EAF7" w:val="clear"/>
             <w:vAlign w:val="center"/>
@@ -3431,7 +3471,8 @@
           <w:p>
             <w:pPr>
               <w:pStyle w:val="Normal"/>
-              <w:widowControl/>
+              <w:widowControl w:val="false"/>
+              <w:suppressAutoHyphens w:val="true"/>
               <w:spacing w:before="0" w:after="240"/>
               <w:rPr>
                 <w:lang w:eastAsia="ru-RU"/>
@@ -3459,7 +3500,8 @@
           <w:p>
             <w:pPr>
               <w:pStyle w:val="Normal"/>
-              <w:widowControl/>
+              <w:widowControl w:val="false"/>
+              <w:suppressAutoHyphens w:val="true"/>
               <w:spacing w:before="0" w:after="240"/>
               <w:rPr>
                 <w:lang w:eastAsia="ru-RU"/>
@@ -3479,7 +3521,7 @@
         </w:tc>
         <w:tc>
           <w:tcPr>
-            <w:tcW w:w="3190" w:type="dxa"/>
+            <w:tcW w:w="3191" w:type="dxa"/>
             <w:tcBorders/>
             <w:shd w:color="auto" w:fill="D9EAF7" w:val="clear"/>
             <w:vAlign w:val="center"/>
@@ -3487,7 +3529,8 @@
           <w:p>
             <w:pPr>
               <w:pStyle w:val="Normal"/>
-              <w:widowControl/>
+              <w:widowControl w:val="false"/>
+              <w:suppressAutoHyphens w:val="true"/>
               <w:spacing w:before="0" w:after="240"/>
               <w:rPr>
                 <w:lang w:eastAsia="ru-RU"/>
@@ -3510,14 +3553,15 @@
         <w:trPr/>
         <w:tc>
           <w:tcPr>
-            <w:tcW w:w="3196" w:type="dxa"/>
-            <w:tcBorders/>
-            <w:vAlign w:val="center"/>
-          </w:tcPr>
-          <w:p>
-            <w:pPr>
-              <w:pStyle w:val="Normal"/>
-              <w:widowControl/>
+            <w:tcW w:w="3195" w:type="dxa"/>
+            <w:tcBorders/>
+            <w:vAlign w:val="center"/>
+          </w:tcPr>
+          <w:p>
+            <w:pPr>
+              <w:pStyle w:val="Normal"/>
+              <w:widowControl w:val="false"/>
+              <w:suppressAutoHyphens w:val="true"/>
               <w:spacing w:before="0" w:after="240"/>
               <w:rPr>
                 <w:lang w:eastAsia="ru-RU"/>
@@ -3543,7 +3587,8 @@
           <w:p>
             <w:pPr>
               <w:pStyle w:val="Normal"/>
-              <w:widowControl/>
+              <w:widowControl w:val="false"/>
+              <w:suppressAutoHyphens w:val="true"/>
               <w:spacing w:before="0" w:after="240"/>
               <w:rPr>
                 <w:lang w:eastAsia="ru-RU"/>
@@ -3562,14 +3607,15 @@
         </w:tc>
         <w:tc>
           <w:tcPr>
-            <w:tcW w:w="3190" w:type="dxa"/>
-            <w:tcBorders/>
-            <w:vAlign w:val="center"/>
-          </w:tcPr>
-          <w:p>
-            <w:pPr>
-              <w:pStyle w:val="Normal"/>
-              <w:widowControl/>
+            <w:tcW w:w="3191" w:type="dxa"/>
+            <w:tcBorders/>
+            <w:vAlign w:val="center"/>
+          </w:tcPr>
+          <w:p>
+            <w:pPr>
+              <w:pStyle w:val="Normal"/>
+              <w:widowControl w:val="false"/>
+              <w:suppressAutoHyphens w:val="true"/>
               <w:spacing w:before="0" w:after="240"/>
               <w:rPr>
                 <w:lang w:eastAsia="ru-RU"/>
@@ -3591,14 +3637,15 @@
         <w:trPr/>
         <w:tc>
           <w:tcPr>
-            <w:tcW w:w="3196" w:type="dxa"/>
-            <w:tcBorders/>
-            <w:vAlign w:val="center"/>
-          </w:tcPr>
-          <w:p>
-            <w:pPr>
-              <w:pStyle w:val="Normal"/>
-              <w:widowControl/>
+            <w:tcW w:w="3195" w:type="dxa"/>
+            <w:tcBorders/>
+            <w:vAlign w:val="center"/>
+          </w:tcPr>
+          <w:p>
+            <w:pPr>
+              <w:pStyle w:val="Normal"/>
+              <w:widowControl w:val="false"/>
+              <w:suppressAutoHyphens w:val="true"/>
               <w:spacing w:before="0" w:after="240"/>
               <w:rPr>
                 <w:lang w:eastAsia="ru-RU"/>
@@ -3624,7 +3671,8 @@
           <w:p>
             <w:pPr>
               <w:pStyle w:val="Normal"/>
-              <w:widowControl/>
+              <w:widowControl w:val="false"/>
+              <w:suppressAutoHyphens w:val="true"/>
               <w:spacing w:before="0" w:after="240"/>
               <w:rPr>
                 <w:lang w:eastAsia="ru-RU"/>
@@ -3643,14 +3691,15 @@
         </w:tc>
         <w:tc>
           <w:tcPr>
-            <w:tcW w:w="3190" w:type="dxa"/>
-            <w:tcBorders/>
-            <w:vAlign w:val="center"/>
-          </w:tcPr>
-          <w:p>
-            <w:pPr>
-              <w:pStyle w:val="Normal"/>
-              <w:widowControl/>
+            <w:tcW w:w="3191" w:type="dxa"/>
+            <w:tcBorders/>
+            <w:vAlign w:val="center"/>
+          </w:tcPr>
+          <w:p>
+            <w:pPr>
+              <w:pStyle w:val="Normal"/>
+              <w:widowControl w:val="false"/>
+              <w:suppressAutoHyphens w:val="true"/>
               <w:spacing w:before="0" w:after="240"/>
               <w:rPr>
                 <w:lang w:eastAsia="ru-RU"/>
@@ -3672,14 +3721,15 @@
         <w:trPr/>
         <w:tc>
           <w:tcPr>
-            <w:tcW w:w="3196" w:type="dxa"/>
-            <w:tcBorders/>
-            <w:vAlign w:val="center"/>
-          </w:tcPr>
-          <w:p>
-            <w:pPr>
-              <w:pStyle w:val="Normal"/>
-              <w:widowControl/>
+            <w:tcW w:w="3195" w:type="dxa"/>
+            <w:tcBorders/>
+            <w:vAlign w:val="center"/>
+          </w:tcPr>
+          <w:p>
+            <w:pPr>
+              <w:pStyle w:val="Normal"/>
+              <w:widowControl w:val="false"/>
+              <w:suppressAutoHyphens w:val="true"/>
               <w:spacing w:before="0" w:after="240"/>
               <w:rPr>
                 <w:lang w:eastAsia="ru-RU"/>
@@ -3705,7 +3755,8 @@
           <w:p>
             <w:pPr>
               <w:pStyle w:val="Normal"/>
-              <w:widowControl/>
+              <w:widowControl w:val="false"/>
+              <w:suppressAutoHyphens w:val="true"/>
               <w:spacing w:before="0" w:after="240"/>
               <w:rPr>
                 <w:lang w:val="en-US" w:eastAsia="ru-RU"/>
@@ -3724,14 +3775,15 @@
         </w:tc>
         <w:tc>
           <w:tcPr>
-            <w:tcW w:w="3190" w:type="dxa"/>
-            <w:tcBorders/>
-            <w:vAlign w:val="center"/>
-          </w:tcPr>
-          <w:p>
-            <w:pPr>
-              <w:pStyle w:val="Normal"/>
-              <w:widowControl/>
+            <w:tcW w:w="3191" w:type="dxa"/>
+            <w:tcBorders/>
+            <w:vAlign w:val="center"/>
+          </w:tcPr>
+          <w:p>
+            <w:pPr>
+              <w:pStyle w:val="Normal"/>
+              <w:widowControl w:val="false"/>
+              <w:suppressAutoHyphens w:val="true"/>
               <w:spacing w:before="0" w:after="240"/>
               <w:rPr>
                 <w:lang w:eastAsia="ru-RU"/>
@@ -3753,14 +3805,15 @@
         <w:trPr/>
         <w:tc>
           <w:tcPr>
-            <w:tcW w:w="3196" w:type="dxa"/>
-            <w:tcBorders/>
-            <w:vAlign w:val="center"/>
-          </w:tcPr>
-          <w:p>
-            <w:pPr>
-              <w:pStyle w:val="Normal"/>
-              <w:widowControl/>
+            <w:tcW w:w="3195" w:type="dxa"/>
+            <w:tcBorders/>
+            <w:vAlign w:val="center"/>
+          </w:tcPr>
+          <w:p>
+            <w:pPr>
+              <w:pStyle w:val="Normal"/>
+              <w:widowControl w:val="false"/>
+              <w:suppressAutoHyphens w:val="true"/>
               <w:spacing w:before="0" w:after="240"/>
               <w:rPr>
                 <w:lang w:eastAsia="ru-RU"/>
@@ -3786,7 +3839,8 @@
           <w:p>
             <w:pPr>
               <w:pStyle w:val="Normal"/>
-              <w:widowControl/>
+              <w:widowControl w:val="false"/>
+              <w:suppressAutoHyphens w:val="true"/>
               <w:spacing w:before="0" w:after="240"/>
               <w:rPr>
                 <w:lang w:val="en-US" w:eastAsia="ru-RU"/>
@@ -3805,14 +3859,15 @@
         </w:tc>
         <w:tc>
           <w:tcPr>
-            <w:tcW w:w="3190" w:type="dxa"/>
-            <w:tcBorders/>
-            <w:vAlign w:val="center"/>
-          </w:tcPr>
-          <w:p>
-            <w:pPr>
-              <w:pStyle w:val="Normal"/>
-              <w:widowControl/>
+            <w:tcW w:w="3191" w:type="dxa"/>
+            <w:tcBorders/>
+            <w:vAlign w:val="center"/>
+          </w:tcPr>
+          <w:p>
+            <w:pPr>
+              <w:pStyle w:val="Normal"/>
+              <w:widowControl w:val="false"/>
+              <w:suppressAutoHyphens w:val="true"/>
               <w:spacing w:before="0" w:after="240"/>
               <w:rPr>
                 <w:lang w:val="en-US" w:eastAsia="ru-RU"/>
@@ -3834,14 +3889,15 @@
         <w:trPr/>
         <w:tc>
           <w:tcPr>
-            <w:tcW w:w="3196" w:type="dxa"/>
-            <w:tcBorders/>
-            <w:vAlign w:val="center"/>
-          </w:tcPr>
-          <w:p>
-            <w:pPr>
-              <w:pStyle w:val="Normal"/>
-              <w:widowControl/>
+            <w:tcW w:w="3195" w:type="dxa"/>
+            <w:tcBorders/>
+            <w:vAlign w:val="center"/>
+          </w:tcPr>
+          <w:p>
+            <w:pPr>
+              <w:pStyle w:val="Normal"/>
+              <w:widowControl w:val="false"/>
+              <w:suppressAutoHyphens w:val="true"/>
               <w:spacing w:before="0" w:after="240"/>
               <w:rPr>
                 <w:lang w:eastAsia="ru-RU"/>
@@ -3867,7 +3923,8 @@
           <w:p>
             <w:pPr>
               <w:pStyle w:val="Normal"/>
-              <w:widowControl/>
+              <w:widowControl w:val="false"/>
+              <w:suppressAutoHyphens w:val="true"/>
               <w:spacing w:before="0" w:after="240"/>
               <w:rPr>
                 <w:lang w:val="en-US" w:eastAsia="ru-RU"/>
@@ -3886,14 +3943,15 @@
         </w:tc>
         <w:tc>
           <w:tcPr>
-            <w:tcW w:w="3190" w:type="dxa"/>
-            <w:tcBorders/>
-            <w:vAlign w:val="center"/>
-          </w:tcPr>
-          <w:p>
-            <w:pPr>
-              <w:pStyle w:val="Normal"/>
-              <w:widowControl/>
+            <w:tcW w:w="3191" w:type="dxa"/>
+            <w:tcBorders/>
+            <w:vAlign w:val="center"/>
+          </w:tcPr>
+          <w:p>
+            <w:pPr>
+              <w:pStyle w:val="Normal"/>
+              <w:widowControl w:val="false"/>
+              <w:suppressAutoHyphens w:val="true"/>
               <w:spacing w:before="0" w:after="240"/>
               <w:rPr>
                 <w:lang w:val="en-US" w:eastAsia="ru-RU"/>
@@ -3912,7 +3970,8 @@
           <w:p>
             <w:pPr>
               <w:pStyle w:val="Normal"/>
-              <w:widowControl/>
+              <w:widowControl w:val="false"/>
+              <w:suppressAutoHyphens w:val="true"/>
               <w:spacing w:before="0" w:after="240"/>
               <w:rPr>
                 <w:lang w:val="en-US" w:eastAsia="ru-RU"/>
@@ -3931,7 +3990,8 @@
           <w:p>
             <w:pPr>
               <w:pStyle w:val="Normal"/>
-              <w:widowControl/>
+              <w:widowControl w:val="false"/>
+              <w:suppressAutoHyphens w:val="true"/>
               <w:spacing w:before="0" w:after="240"/>
               <w:rPr>
                 <w:lang w:val="en-US" w:eastAsia="ru-RU"/>
@@ -3950,7 +4010,8 @@
           <w:p>
             <w:pPr>
               <w:pStyle w:val="Normal"/>
-              <w:widowControl/>
+              <w:widowControl w:val="false"/>
+              <w:suppressAutoHyphens w:val="true"/>
               <w:spacing w:before="0" w:after="240"/>
               <w:rPr>
                 <w:lang w:val="en-US" w:eastAsia="ru-RU"/>
@@ -3969,7 +4030,8 @@
           <w:p>
             <w:pPr>
               <w:pStyle w:val="Normal"/>
-              <w:widowControl/>
+              <w:widowControl w:val="false"/>
+              <w:suppressAutoHyphens w:val="true"/>
               <w:spacing w:before="0" w:after="240"/>
               <w:rPr>
                 <w:lang w:val="en-US" w:eastAsia="ru-RU"/>
@@ -3988,7 +4050,8 @@
           <w:p>
             <w:pPr>
               <w:pStyle w:val="Normal"/>
-              <w:widowControl/>
+              <w:widowControl w:val="false"/>
+              <w:suppressAutoHyphens w:val="true"/>
               <w:spacing w:before="0" w:after="240"/>
               <w:rPr>
                 <w:lang w:val="en-US" w:eastAsia="ru-RU"/>
@@ -4010,14 +4073,15 @@
         <w:trPr/>
         <w:tc>
           <w:tcPr>
-            <w:tcW w:w="3196" w:type="dxa"/>
-            <w:tcBorders/>
-            <w:vAlign w:val="center"/>
-          </w:tcPr>
-          <w:p>
-            <w:pPr>
-              <w:pStyle w:val="Normal"/>
-              <w:widowControl/>
+            <w:tcW w:w="3195" w:type="dxa"/>
+            <w:tcBorders/>
+            <w:vAlign w:val="center"/>
+          </w:tcPr>
+          <w:p>
+            <w:pPr>
+              <w:pStyle w:val="Normal"/>
+              <w:widowControl w:val="false"/>
+              <w:suppressAutoHyphens w:val="true"/>
               <w:spacing w:before="0" w:after="240"/>
               <w:rPr>
                 <w:lang w:eastAsia="ru-RU"/>
@@ -4043,7 +4107,8 @@
           <w:p>
             <w:pPr>
               <w:pStyle w:val="Normal"/>
-              <w:widowControl/>
+              <w:widowControl w:val="false"/>
+              <w:suppressAutoHyphens w:val="true"/>
               <w:spacing w:before="0" w:after="240"/>
               <w:rPr>
                 <w:lang w:eastAsia="ru-RU"/>
@@ -4062,14 +4127,15 @@
         </w:tc>
         <w:tc>
           <w:tcPr>
-            <w:tcW w:w="3190" w:type="dxa"/>
-            <w:tcBorders/>
-            <w:vAlign w:val="center"/>
-          </w:tcPr>
-          <w:p>
-            <w:pPr>
-              <w:pStyle w:val="Normal"/>
-              <w:widowControl/>
+            <w:tcW w:w="3191" w:type="dxa"/>
+            <w:tcBorders/>
+            <w:vAlign w:val="center"/>
+          </w:tcPr>
+          <w:p>
+            <w:pPr>
+              <w:pStyle w:val="Normal"/>
+              <w:widowControl w:val="false"/>
+              <w:suppressAutoHyphens w:val="true"/>
               <w:spacing w:before="0" w:after="240"/>
               <w:rPr>
                 <w:lang w:val="en-US" w:eastAsia="ru-RU"/>
@@ -4088,7 +4154,8 @@
           <w:p>
             <w:pPr>
               <w:pStyle w:val="Normal"/>
-              <w:widowControl/>
+              <w:widowControl w:val="false"/>
+              <w:suppressAutoHyphens w:val="true"/>
               <w:spacing w:before="0" w:after="240"/>
               <w:rPr>
                 <w:lang w:val="en-US" w:eastAsia="ru-RU"/>
@@ -4107,7 +4174,8 @@
           <w:p>
             <w:pPr>
               <w:pStyle w:val="Normal"/>
-              <w:widowControl/>
+              <w:widowControl w:val="false"/>
+              <w:suppressAutoHyphens w:val="true"/>
               <w:spacing w:before="0" w:after="240"/>
               <w:rPr>
                 <w:lang w:val="en-US" w:eastAsia="ru-RU"/>
@@ -4129,14 +4197,15 @@
         <w:trPr/>
         <w:tc>
           <w:tcPr>
-            <w:tcW w:w="3196" w:type="dxa"/>
-            <w:tcBorders/>
-            <w:vAlign w:val="center"/>
-          </w:tcPr>
-          <w:p>
-            <w:pPr>
-              <w:pStyle w:val="Normal"/>
-              <w:widowControl/>
+            <w:tcW w:w="3195" w:type="dxa"/>
+            <w:tcBorders/>
+            <w:vAlign w:val="center"/>
+          </w:tcPr>
+          <w:p>
+            <w:pPr>
+              <w:pStyle w:val="Normal"/>
+              <w:widowControl w:val="false"/>
+              <w:suppressAutoHyphens w:val="true"/>
               <w:spacing w:before="0" w:after="240"/>
               <w:rPr>
                 <w:lang w:eastAsia="ru-RU"/>
@@ -4162,7 +4231,8 @@
           <w:p>
             <w:pPr>
               <w:pStyle w:val="Normal"/>
-              <w:widowControl/>
+              <w:widowControl w:val="false"/>
+              <w:suppressAutoHyphens w:val="true"/>
               <w:spacing w:before="0" w:after="240"/>
               <w:rPr>
                 <w:lang w:eastAsia="ru-RU"/>
@@ -4181,14 +4251,15 @@
         </w:tc>
         <w:tc>
           <w:tcPr>
-            <w:tcW w:w="3190" w:type="dxa"/>
-            <w:tcBorders/>
-            <w:vAlign w:val="center"/>
-          </w:tcPr>
-          <w:p>
-            <w:pPr>
-              <w:pStyle w:val="Normal"/>
-              <w:widowControl/>
+            <w:tcW w:w="3191" w:type="dxa"/>
+            <w:tcBorders/>
+            <w:vAlign w:val="center"/>
+          </w:tcPr>
+          <w:p>
+            <w:pPr>
+              <w:pStyle w:val="Normal"/>
+              <w:widowControl w:val="false"/>
+              <w:suppressAutoHyphens w:val="true"/>
               <w:spacing w:before="0" w:after="240"/>
               <w:rPr>
                 <w:lang w:val="en-US" w:eastAsia="ru-RU"/>
@@ -4207,7 +4278,8 @@
           <w:p>
             <w:pPr>
               <w:pStyle w:val="Normal"/>
-              <w:widowControl/>
+              <w:widowControl w:val="false"/>
+              <w:suppressAutoHyphens w:val="true"/>
               <w:spacing w:before="0" w:after="240"/>
               <w:rPr>
                 <w:lang w:val="en-US" w:eastAsia="ru-RU"/>
@@ -4226,7 +4298,8 @@
           <w:p>
             <w:pPr>
               <w:pStyle w:val="Normal"/>
-              <w:widowControl/>
+              <w:widowControl w:val="false"/>
+              <w:suppressAutoHyphens w:val="true"/>
               <w:spacing w:before="0" w:after="240"/>
               <w:rPr>
                 <w:lang w:val="en-US" w:eastAsia="ru-RU"/>
@@ -4245,7 +4318,8 @@
           <w:p>
             <w:pPr>
               <w:pStyle w:val="Normal"/>
-              <w:widowControl/>
+              <w:widowControl w:val="false"/>
+              <w:suppressAutoHyphens w:val="true"/>
               <w:spacing w:before="0" w:after="240"/>
               <w:rPr>
                 <w:lang w:val="en-US" w:eastAsia="ru-RU"/>
@@ -4264,7 +4338,8 @@
           <w:p>
             <w:pPr>
               <w:pStyle w:val="Normal"/>
-              <w:widowControl/>
+              <w:widowControl w:val="false"/>
+              <w:suppressAutoHyphens w:val="true"/>
               <w:spacing w:before="0" w:after="240"/>
               <w:rPr>
                 <w:lang w:val="en-US" w:eastAsia="ru-RU"/>
@@ -4283,7 +4358,8 @@
           <w:p>
             <w:pPr>
               <w:pStyle w:val="Normal"/>
-              <w:widowControl/>
+              <w:widowControl w:val="false"/>
+              <w:suppressAutoHyphens w:val="true"/>
               <w:spacing w:before="0" w:after="240"/>
               <w:rPr>
                 <w:lang w:val="en-US" w:eastAsia="ru-RU"/>
@@ -4302,7 +4378,8 @@
           <w:p>
             <w:pPr>
               <w:pStyle w:val="Normal"/>
-              <w:widowControl/>
+              <w:widowControl w:val="false"/>
+              <w:suppressAutoHyphens w:val="true"/>
               <w:spacing w:before="0" w:after="240"/>
               <w:rPr>
                 <w:lang w:val="en-US" w:eastAsia="ru-RU"/>
@@ -4321,7 +4398,8 @@
           <w:p>
             <w:pPr>
               <w:pStyle w:val="Normal"/>
-              <w:widowControl/>
+              <w:widowControl w:val="false"/>
+              <w:suppressAutoHyphens w:val="true"/>
               <w:spacing w:before="0" w:after="240"/>
               <w:rPr>
                 <w:lang w:val="en-US" w:eastAsia="ru-RU"/>
@@ -4340,7 +4418,8 @@
           <w:p>
             <w:pPr>
               <w:pStyle w:val="Normal"/>
-              <w:widowControl/>
+              <w:widowControl w:val="false"/>
+              <w:suppressAutoHyphens w:val="true"/>
               <w:spacing w:before="0" w:after="240"/>
               <w:rPr>
                 <w:lang w:val="en-US" w:eastAsia="ru-RU"/>
@@ -4359,7 +4438,8 @@
           <w:p>
             <w:pPr>
               <w:pStyle w:val="Normal"/>
-              <w:widowControl/>
+              <w:widowControl w:val="false"/>
+              <w:suppressAutoHyphens w:val="true"/>
               <w:spacing w:before="0" w:after="240"/>
               <w:rPr>
                 <w:lang w:val="en-US" w:eastAsia="ru-RU"/>
@@ -4378,7 +4458,8 @@
           <w:p>
             <w:pPr>
               <w:pStyle w:val="Normal"/>
-              <w:widowControl/>
+              <w:widowControl w:val="false"/>
+              <w:suppressAutoHyphens w:val="true"/>
               <w:spacing w:before="0" w:after="240"/>
               <w:rPr>
                 <w:lang w:val="en-US" w:eastAsia="ru-RU"/>
@@ -4397,7 +4478,8 @@
           <w:p>
             <w:pPr>
               <w:pStyle w:val="Normal"/>
-              <w:widowControl/>
+              <w:widowControl w:val="false"/>
+              <w:suppressAutoHyphens w:val="true"/>
               <w:spacing w:before="0" w:after="240"/>
               <w:rPr>
                 <w:lang w:val="en-US" w:eastAsia="ru-RU"/>
@@ -4419,14 +4501,15 @@
         <w:trPr/>
         <w:tc>
           <w:tcPr>
-            <w:tcW w:w="3196" w:type="dxa"/>
-            <w:tcBorders/>
-            <w:vAlign w:val="center"/>
-          </w:tcPr>
-          <w:p>
-            <w:pPr>
-              <w:pStyle w:val="Normal"/>
-              <w:widowControl/>
+            <w:tcW w:w="3195" w:type="dxa"/>
+            <w:tcBorders/>
+            <w:vAlign w:val="center"/>
+          </w:tcPr>
+          <w:p>
+            <w:pPr>
+              <w:pStyle w:val="Normal"/>
+              <w:widowControl w:val="false"/>
+              <w:suppressAutoHyphens w:val="true"/>
               <w:spacing w:before="0" w:after="240"/>
               <w:rPr>
                 <w:lang w:eastAsia="ru-RU"/>
@@ -4452,7 +4535,8 @@
           <w:p>
             <w:pPr>
               <w:pStyle w:val="Normal"/>
-              <w:widowControl/>
+              <w:widowControl w:val="false"/>
+              <w:suppressAutoHyphens w:val="true"/>
               <w:spacing w:before="0" w:after="240"/>
               <w:rPr>
                 <w:lang w:eastAsia="ru-RU"/>
@@ -4471,14 +4555,15 @@
         </w:tc>
         <w:tc>
           <w:tcPr>
-            <w:tcW w:w="3190" w:type="dxa"/>
-            <w:tcBorders/>
-            <w:vAlign w:val="center"/>
-          </w:tcPr>
-          <w:p>
-            <w:pPr>
-              <w:pStyle w:val="Normal"/>
-              <w:widowControl/>
+            <w:tcW w:w="3191" w:type="dxa"/>
+            <w:tcBorders/>
+            <w:vAlign w:val="center"/>
+          </w:tcPr>
+          <w:p>
+            <w:pPr>
+              <w:pStyle w:val="Normal"/>
+              <w:widowControl w:val="false"/>
+              <w:suppressAutoHyphens w:val="true"/>
               <w:spacing w:before="0" w:after="240"/>
               <w:rPr>
                 <w:lang w:eastAsia="ru-RU"/>
@@ -4500,14 +4585,15 @@
         <w:trPr/>
         <w:tc>
           <w:tcPr>
-            <w:tcW w:w="3196" w:type="dxa"/>
-            <w:tcBorders/>
-            <w:vAlign w:val="center"/>
-          </w:tcPr>
-          <w:p>
-            <w:pPr>
-              <w:pStyle w:val="Normal"/>
-              <w:widowControl/>
+            <w:tcW w:w="3195" w:type="dxa"/>
+            <w:tcBorders/>
+            <w:vAlign w:val="center"/>
+          </w:tcPr>
+          <w:p>
+            <w:pPr>
+              <w:pStyle w:val="Normal"/>
+              <w:widowControl w:val="false"/>
+              <w:suppressAutoHyphens w:val="true"/>
               <w:spacing w:before="0" w:after="240"/>
               <w:rPr>
                 <w:lang w:eastAsia="ru-RU"/>
@@ -4533,7 +4619,8 @@
           <w:p>
             <w:pPr>
               <w:pStyle w:val="Normal"/>
-              <w:widowControl/>
+              <w:widowControl w:val="false"/>
+              <w:suppressAutoHyphens w:val="true"/>
               <w:spacing w:before="0" w:after="240"/>
               <w:rPr>
                 <w:lang w:eastAsia="ru-RU"/>
@@ -4570,14 +4657,15 @@
         </w:tc>
         <w:tc>
           <w:tcPr>
-            <w:tcW w:w="3190" w:type="dxa"/>
-            <w:tcBorders/>
-            <w:vAlign w:val="center"/>
-          </w:tcPr>
-          <w:p>
-            <w:pPr>
-              <w:pStyle w:val="Normal"/>
-              <w:widowControl/>
+            <w:tcW w:w="3191" w:type="dxa"/>
+            <w:tcBorders/>
+            <w:vAlign w:val="center"/>
+          </w:tcPr>
+          <w:p>
+            <w:pPr>
+              <w:pStyle w:val="Normal"/>
+              <w:widowControl w:val="false"/>
+              <w:suppressAutoHyphens w:val="true"/>
               <w:spacing w:before="0" w:after="240"/>
               <w:rPr>
                 <w:lang w:eastAsia="ru-RU"/>
@@ -4913,7 +5001,8 @@
           <w:p>
             <w:pPr>
               <w:pStyle w:val="Normal"/>
-              <w:widowControl/>
+              <w:widowControl w:val="false"/>
+              <w:suppressAutoHyphens w:val="true"/>
               <w:spacing w:before="0" w:after="240"/>
               <w:rPr>
                 <w:lang w:val="en-US" w:eastAsia="ru-RU"/>
@@ -4941,7 +5030,8 @@
           <w:p>
             <w:pPr>
               <w:pStyle w:val="Normal"/>
-              <w:widowControl/>
+              <w:widowControl w:val="false"/>
+              <w:suppressAutoHyphens w:val="true"/>
               <w:spacing w:before="0" w:after="240"/>
               <w:rPr>
                 <w:lang w:val="en-US" w:eastAsia="ru-RU"/>
@@ -4969,7 +5059,8 @@
           <w:p>
             <w:pPr>
               <w:pStyle w:val="Normal"/>
-              <w:widowControl/>
+              <w:widowControl w:val="false"/>
+              <w:suppressAutoHyphens w:val="true"/>
               <w:spacing w:before="0" w:after="240"/>
               <w:rPr>
                 <w:lang w:val="en-US" w:eastAsia="ru-RU"/>
@@ -4999,7 +5090,8 @@
           <w:p>
             <w:pPr>
               <w:pStyle w:val="Normal"/>
-              <w:widowControl/>
+              <w:widowControl w:val="false"/>
+              <w:suppressAutoHyphens w:val="true"/>
               <w:spacing w:before="0" w:after="240"/>
               <w:rPr>
                 <w:lang w:val="en-US" w:eastAsia="ru-RU"/>
@@ -5025,7 +5117,8 @@
           <w:p>
             <w:pPr>
               <w:pStyle w:val="Normal"/>
-              <w:widowControl/>
+              <w:widowControl w:val="false"/>
+              <w:suppressAutoHyphens w:val="true"/>
               <w:spacing w:before="0" w:after="240"/>
               <w:rPr>
                 <w:lang w:val="en-US" w:eastAsia="ru-RU"/>
@@ -5051,7 +5144,8 @@
           <w:p>
             <w:pPr>
               <w:pStyle w:val="Normal"/>
-              <w:widowControl/>
+              <w:widowControl w:val="false"/>
+              <w:suppressAutoHyphens w:val="true"/>
               <w:spacing w:before="0" w:after="240"/>
               <w:rPr>
                 <w:lang w:val="en-US" w:eastAsia="ru-RU"/>
@@ -5080,7 +5174,8 @@
           <w:p>
             <w:pPr>
               <w:pStyle w:val="Normal"/>
-              <w:widowControl/>
+              <w:widowControl w:val="false"/>
+              <w:suppressAutoHyphens w:val="true"/>
               <w:spacing w:before="0" w:after="240"/>
               <w:rPr>
                 <w:lang w:val="en-US" w:eastAsia="ru-RU"/>
@@ -5106,7 +5201,8 @@
           <w:p>
             <w:pPr>
               <w:pStyle w:val="Normal"/>
-              <w:widowControl/>
+              <w:widowControl w:val="false"/>
+              <w:suppressAutoHyphens w:val="true"/>
               <w:spacing w:before="0" w:after="240"/>
               <w:rPr>
                 <w:lang w:val="en-US" w:eastAsia="ru-RU"/>
@@ -5151,7 +5247,8 @@
           <w:p>
             <w:pPr>
               <w:pStyle w:val="Normal"/>
-              <w:widowControl/>
+              <w:widowControl w:val="false"/>
+              <w:suppressAutoHyphens w:val="true"/>
               <w:spacing w:before="0" w:after="240"/>
               <w:rPr>
                 <w:lang w:eastAsia="ru-RU"/>
@@ -5180,7 +5277,8 @@
           <w:p>
             <w:pPr>
               <w:pStyle w:val="Normal"/>
-              <w:widowControl/>
+              <w:widowControl w:val="false"/>
+              <w:suppressAutoHyphens w:val="true"/>
               <w:spacing w:before="0" w:after="240"/>
               <w:rPr>
                 <w:lang w:val="en-US" w:eastAsia="ru-RU"/>
@@ -5206,7 +5304,8 @@
           <w:p>
             <w:pPr>
               <w:pStyle w:val="Normal"/>
-              <w:widowControl/>
+              <w:widowControl w:val="false"/>
+              <w:suppressAutoHyphens w:val="true"/>
               <w:spacing w:before="0" w:after="240"/>
               <w:rPr>
                 <w:lang w:val="en-US" w:eastAsia="ru-RU"/>
@@ -5232,7 +5331,8 @@
           <w:p>
             <w:pPr>
               <w:pStyle w:val="Normal"/>
-              <w:widowControl/>
+              <w:widowControl w:val="false"/>
+              <w:suppressAutoHyphens w:val="true"/>
               <w:spacing w:before="0" w:after="240"/>
               <w:rPr>
                 <w:lang w:val="en-US" w:eastAsia="ru-RU"/>
@@ -5261,7 +5361,8 @@
           <w:p>
             <w:pPr>
               <w:pStyle w:val="Normal"/>
-              <w:widowControl/>
+              <w:widowControl w:val="false"/>
+              <w:suppressAutoHyphens w:val="true"/>
               <w:spacing w:before="0" w:after="240"/>
               <w:rPr>
                 <w:lang w:val="en-US" w:eastAsia="ru-RU"/>
@@ -5287,7 +5388,8 @@
           <w:p>
             <w:pPr>
               <w:pStyle w:val="Normal"/>
-              <w:widowControl/>
+              <w:widowControl w:val="false"/>
+              <w:suppressAutoHyphens w:val="true"/>
               <w:spacing w:before="0" w:after="240"/>
               <w:rPr>
                 <w:lang w:val="en-US" w:eastAsia="ru-RU"/>
@@ -5313,7 +5415,8 @@
           <w:p>
             <w:pPr>
               <w:pStyle w:val="Normal"/>
-              <w:widowControl/>
+              <w:widowControl w:val="false"/>
+              <w:suppressAutoHyphens w:val="true"/>
               <w:spacing w:before="0" w:after="240"/>
               <w:rPr>
                 <w:lang w:val="en-US" w:eastAsia="ru-RU"/>
@@ -5342,7 +5445,8 @@
           <w:p>
             <w:pPr>
               <w:pStyle w:val="Normal"/>
-              <w:widowControl/>
+              <w:widowControl w:val="false"/>
+              <w:suppressAutoHyphens w:val="true"/>
               <w:spacing w:before="0" w:after="240"/>
               <w:rPr>
                 <w:lang w:val="en-US" w:eastAsia="ru-RU"/>
@@ -5368,7 +5472,8 @@
           <w:p>
             <w:pPr>
               <w:pStyle w:val="Normal"/>
-              <w:widowControl/>
+              <w:widowControl w:val="false"/>
+              <w:suppressAutoHyphens w:val="true"/>
               <w:spacing w:before="0" w:after="240"/>
               <w:rPr>
                 <w:lang w:val="en-US" w:eastAsia="ru-RU"/>
@@ -5394,7 +5499,8 @@
           <w:p>
             <w:pPr>
               <w:pStyle w:val="Normal"/>
-              <w:widowControl/>
+              <w:widowControl w:val="false"/>
+              <w:suppressAutoHyphens w:val="true"/>
               <w:spacing w:before="0" w:after="240"/>
               <w:rPr>
                 <w:lang w:val="en-US" w:eastAsia="ru-RU"/>
@@ -5423,7 +5529,8 @@
           <w:p>
             <w:pPr>
               <w:pStyle w:val="Normal"/>
-              <w:widowControl/>
+              <w:widowControl w:val="false"/>
+              <w:suppressAutoHyphens w:val="true"/>
               <w:spacing w:before="0" w:after="240"/>
               <w:rPr>
                 <w:lang w:val="en-US" w:eastAsia="ru-RU"/>
@@ -5449,7 +5556,8 @@
           <w:p>
             <w:pPr>
               <w:pStyle w:val="Normal"/>
-              <w:widowControl/>
+              <w:widowControl w:val="false"/>
+              <w:suppressAutoHyphens w:val="true"/>
               <w:spacing w:before="0" w:after="240"/>
               <w:rPr>
                 <w:lang w:val="en-US" w:eastAsia="ru-RU"/>
@@ -5475,7 +5583,8 @@
           <w:p>
             <w:pPr>
               <w:pStyle w:val="Normal"/>
-              <w:widowControl/>
+              <w:widowControl w:val="false"/>
+              <w:suppressAutoHyphens w:val="true"/>
               <w:spacing w:before="0" w:after="240"/>
               <w:rPr>
                 <w:lang w:val="en-US" w:eastAsia="ru-RU"/>
@@ -5504,7 +5613,8 @@
           <w:p>
             <w:pPr>
               <w:pStyle w:val="Normal"/>
-              <w:widowControl/>
+              <w:widowControl w:val="false"/>
+              <w:suppressAutoHyphens w:val="true"/>
               <w:spacing w:before="0" w:after="240"/>
               <w:rPr>
                 <w:lang w:val="en-US" w:eastAsia="ru-RU"/>
@@ -5530,7 +5640,8 @@
           <w:p>
             <w:pPr>
               <w:pStyle w:val="Normal"/>
-              <w:widowControl/>
+              <w:widowControl w:val="false"/>
+              <w:suppressAutoHyphens w:val="true"/>
               <w:spacing w:before="0" w:after="240"/>
               <w:rPr>
                 <w:lang w:val="en-US" w:eastAsia="ru-RU"/>
@@ -5556,7 +5667,8 @@
           <w:p>
             <w:pPr>
               <w:pStyle w:val="Normal"/>
-              <w:widowControl/>
+              <w:widowControl w:val="false"/>
+              <w:suppressAutoHyphens w:val="true"/>
               <w:spacing w:before="0" w:after="240"/>
               <w:rPr>
                 <w:lang w:val="en-US" w:eastAsia="ru-RU"/>
@@ -5585,7 +5697,8 @@
           <w:p>
             <w:pPr>
               <w:pStyle w:val="Normal"/>
-              <w:widowControl/>
+              <w:widowControl w:val="false"/>
+              <w:suppressAutoHyphens w:val="true"/>
               <w:spacing w:before="0" w:after="240"/>
               <w:rPr>
                 <w:lang w:val="en-US" w:eastAsia="ru-RU"/>
@@ -5611,7 +5724,8 @@
           <w:p>
             <w:pPr>
               <w:pStyle w:val="Normal"/>
-              <w:widowControl/>
+              <w:widowControl w:val="false"/>
+              <w:suppressAutoHyphens w:val="true"/>
               <w:spacing w:before="0" w:after="240"/>
               <w:rPr>
                 <w:lang w:val="en-US" w:eastAsia="ru-RU"/>
@@ -5637,7 +5751,8 @@
           <w:p>
             <w:pPr>
               <w:pStyle w:val="Normal"/>
-              <w:widowControl/>
+              <w:widowControl w:val="false"/>
+              <w:suppressAutoHyphens w:val="true"/>
               <w:spacing w:before="0" w:after="240"/>
               <w:rPr>
                 <w:lang w:val="en-US" w:eastAsia="ru-RU"/>
@@ -5666,7 +5781,8 @@
           <w:p>
             <w:pPr>
               <w:pStyle w:val="Normal"/>
-              <w:widowControl/>
+              <w:widowControl w:val="false"/>
+              <w:suppressAutoHyphens w:val="true"/>
               <w:spacing w:before="0" w:after="240"/>
               <w:rPr>
                 <w:lang w:val="en-US" w:eastAsia="ru-RU"/>
@@ -5692,7 +5808,8 @@
           <w:p>
             <w:pPr>
               <w:pStyle w:val="Normal"/>
-              <w:widowControl/>
+              <w:widowControl w:val="false"/>
+              <w:suppressAutoHyphens w:val="true"/>
               <w:spacing w:before="0" w:after="240"/>
               <w:rPr>
                 <w:lang w:val="en-US" w:eastAsia="ru-RU"/>
@@ -5718,7 +5835,8 @@
           <w:p>
             <w:pPr>
               <w:pStyle w:val="Normal"/>
-              <w:widowControl/>
+              <w:widowControl w:val="false"/>
+              <w:suppressAutoHyphens w:val="true"/>
               <w:spacing w:before="0" w:after="240"/>
               <w:rPr>
                 <w:lang w:eastAsia="ru-RU"/>
@@ -5747,7 +5865,8 @@
           <w:p>
             <w:pPr>
               <w:pStyle w:val="Normal"/>
-              <w:widowControl/>
+              <w:widowControl w:val="false"/>
+              <w:suppressAutoHyphens w:val="true"/>
               <w:spacing w:before="0" w:after="240"/>
               <w:rPr>
                 <w:lang w:val="en-US" w:eastAsia="ru-RU"/>
@@ -5773,7 +5892,8 @@
           <w:p>
             <w:pPr>
               <w:pStyle w:val="Normal"/>
-              <w:widowControl/>
+              <w:widowControl w:val="false"/>
+              <w:suppressAutoHyphens w:val="true"/>
               <w:spacing w:before="0" w:after="240"/>
               <w:rPr>
                 <w:lang w:val="en-US" w:eastAsia="ru-RU"/>
@@ -5799,7 +5919,8 @@
           <w:p>
             <w:pPr>
               <w:pStyle w:val="Normal"/>
-              <w:widowControl/>
+              <w:widowControl w:val="false"/>
+              <w:suppressAutoHyphens w:val="true"/>
               <w:spacing w:before="0" w:after="240"/>
               <w:rPr>
                 <w:lang w:val="en-US" w:eastAsia="ru-RU"/>
@@ -7163,7 +7284,8 @@
           <w:p>
             <w:pPr>
               <w:pStyle w:val="Normal"/>
-              <w:widowControl/>
+              <w:widowControl w:val="false"/>
+              <w:suppressAutoHyphens w:val="true"/>
               <w:spacing w:before="0" w:after="240"/>
               <w:rPr>
                 <w:lang w:val="en-US" w:eastAsia="ru-RU"/>
@@ -7191,7 +7313,8 @@
           <w:p>
             <w:pPr>
               <w:pStyle w:val="Normal"/>
-              <w:widowControl/>
+              <w:widowControl w:val="false"/>
+              <w:suppressAutoHyphens w:val="true"/>
               <w:spacing w:before="0" w:after="240"/>
               <w:rPr>
                 <w:lang w:eastAsia="ru-RU"/>
@@ -7231,7 +7354,8 @@
           <w:p>
             <w:pPr>
               <w:pStyle w:val="Normal"/>
-              <w:widowControl/>
+              <w:widowControl w:val="false"/>
+              <w:suppressAutoHyphens w:val="true"/>
               <w:spacing w:before="0" w:after="240"/>
               <w:rPr>
                 <w:lang w:eastAsia="ru-RU"/>
@@ -7257,7 +7381,8 @@
           <w:p>
             <w:pPr>
               <w:pStyle w:val="Normal"/>
-              <w:widowControl/>
+              <w:widowControl w:val="false"/>
+              <w:suppressAutoHyphens w:val="true"/>
               <w:spacing w:before="0" w:after="240"/>
               <w:rPr>
                 <w:lang w:val="en-US" w:eastAsia="ru-RU"/>
@@ -7286,7 +7411,8 @@
           <w:p>
             <w:pPr>
               <w:pStyle w:val="Normal"/>
-              <w:widowControl/>
+              <w:widowControl w:val="false"/>
+              <w:suppressAutoHyphens w:val="true"/>
               <w:spacing w:before="0" w:after="240"/>
               <w:rPr>
                 <w:lang w:val="en-US" w:eastAsia="ru-RU"/>
@@ -7312,7 +7438,8 @@
           <w:p>
             <w:pPr>
               <w:pStyle w:val="Normal"/>
-              <w:widowControl/>
+              <w:widowControl w:val="false"/>
+              <w:suppressAutoHyphens w:val="true"/>
               <w:spacing w:before="0" w:after="240"/>
               <w:rPr>
                 <w:lang w:val="en-US" w:eastAsia="ru-RU"/>
@@ -7341,7 +7468,8 @@
           <w:p>
             <w:pPr>
               <w:pStyle w:val="Normal"/>
-              <w:widowControl/>
+              <w:widowControl w:val="false"/>
+              <w:suppressAutoHyphens w:val="true"/>
               <w:spacing w:before="0" w:after="240"/>
               <w:rPr>
                 <w:lang w:val="en-US" w:eastAsia="ru-RU"/>
@@ -7367,7 +7495,8 @@
           <w:p>
             <w:pPr>
               <w:pStyle w:val="Normal"/>
-              <w:widowControl/>
+              <w:widowControl w:val="false"/>
+              <w:suppressAutoHyphens w:val="true"/>
               <w:spacing w:before="0" w:after="240"/>
               <w:rPr>
                 <w:lang w:val="en-US" w:eastAsia="ru-RU"/>
@@ -7396,7 +7525,8 @@
           <w:p>
             <w:pPr>
               <w:pStyle w:val="Normal"/>
-              <w:widowControl/>
+              <w:widowControl w:val="false"/>
+              <w:suppressAutoHyphens w:val="true"/>
               <w:spacing w:before="0" w:after="240"/>
               <w:rPr>
                 <w:lang w:eastAsia="ru-RU"/>
@@ -7440,7 +7570,8 @@
           <w:p>
             <w:pPr>
               <w:pStyle w:val="Normal"/>
-              <w:widowControl/>
+              <w:widowControl w:val="false"/>
+              <w:suppressAutoHyphens w:val="true"/>
               <w:spacing w:before="0" w:after="240"/>
               <w:rPr>
                 <w:lang w:val="en-US" w:eastAsia="ru-RU"/>
@@ -7469,7 +7600,8 @@
           <w:p>
             <w:pPr>
               <w:pStyle w:val="Normal"/>
-              <w:widowControl/>
+              <w:widowControl w:val="false"/>
+              <w:suppressAutoHyphens w:val="true"/>
               <w:spacing w:before="0" w:after="240"/>
               <w:rPr>
                 <w:lang w:eastAsia="ru-RU"/>
@@ -7513,7 +7645,8 @@
           <w:p>
             <w:pPr>
               <w:pStyle w:val="Normal"/>
-              <w:widowControl/>
+              <w:widowControl w:val="false"/>
+              <w:suppressAutoHyphens w:val="true"/>
               <w:spacing w:before="0" w:after="240"/>
               <w:rPr>
                 <w:lang w:val="en-US" w:eastAsia="ru-RU"/>
@@ -7838,300 +7971,11 @@
   <w:p>
     <w:pPr>
       <w:pStyle w:val="Style26"/>
-      <w:ind w:left="-1418" w:hanging="0"/>
+      <w:ind w:hanging="0"/>
       <w:rPr/>
     </w:pPr>
     <w:r>
       <w:rPr/>
-      <mc:AlternateContent>
-        <mc:Choice Requires="wps">
-          <w:drawing>
-            <wp:anchor behindDoc="1" distT="0" distB="0" distL="0" distR="0" simplePos="0" locked="0" layoutInCell="0" allowOverlap="1" relativeHeight="26" wp14:anchorId="1669776C">
-              <wp:simplePos x="0" y="0"/>
-              <wp:positionH relativeFrom="column">
-                <wp:posOffset>-635</wp:posOffset>
-              </wp:positionH>
-              <wp:positionV relativeFrom="paragraph">
-                <wp:posOffset>5715</wp:posOffset>
-              </wp:positionV>
-              <wp:extent cx="384810" cy="7687310"/>
-              <wp:effectExtent l="0" t="6032" r="3492" b="3493"/>
-              <wp:wrapNone/>
-              <wp:docPr id="11" name="Рисунок 2"/>
-              <a:graphic xmlns:a="http://schemas.openxmlformats.org/drawingml/2006/main">
-                <a:graphicData uri="http://schemas.openxmlformats.org/drawingml/2006/picture">
-                  <pic:pic xmlns:pic="http://schemas.openxmlformats.org/drawingml/2006/picture">
-                    <pic:nvPicPr>
-                      <pic:cNvPr id="0" name="Рисунок 2" descr=""/>
-                      <pic:cNvPicPr/>
-                    </pic:nvPicPr>
-                    <pic:blipFill>
-                      <a:blip r:embed="rId1"/>
-                      <a:stretch/>
-                    </pic:blipFill>
-                    <pic:spPr>
-                      <a:xfrm rot="5400000">
-                        <a:off x="0" y="0"/>
-                        <a:ext cx="384120" cy="7686720"/>
-                      </a:xfrm>
-                      <a:prstGeom prst="rect">
-                        <a:avLst/>
-                      </a:prstGeom>
-                      <a:ln w="0">
-                        <a:noFill/>
-                      </a:ln>
-                    </pic:spPr>
-                  </pic:pic>
-                </a:graphicData>
-              </a:graphic>
-            </wp:anchor>
-          </w:drawing>
-        </mc:Choice>
-        <mc:Fallback>
-          <w:pict>
-            <v:shapetype id="shapetype_75" coordsize="21600,21600" o:spt="75" o:preferrelative="t" path="m@4@5l@4@11@9@11@9@5xe" filled="f" stroked="f">
-              <v:stroke joinstyle="miter"/>
-              <v:formulas>
-                <v:f eqn="if lineDrawn pixelLineWidth 0"/>
-                <v:f eqn="sum @0 1 0"/>
-                <v:f eqn="sum 0 0 @1"/>
-                <v:f eqn="prod @2 1 2"/>
-                <v:f eqn="prod @3 21600 pixelWidth"/>
-                <v:f eqn="prod @3 21600 pixelHeight"/>
-                <v:f eqn="sum @0 0 1"/>
-                <v:f eqn="prod @6 1 2"/>
-                <v:f eqn="prod @7 21600 pixelWidth"/>
-                <v:f eqn="sum @8 21600 0"/>
-                <v:f eqn="prod @7 21600 pixelHeight"/>
-                <v:f eqn="sum @10 21600 0"/>
-              </v:formulas>
-              <v:path o:extrusionok="f" gradientshapeok="t" o:connecttype="rect"/>
-              <o:lock v:ext="edit" aspectratio="t"/>
-            </v:shapetype>
-            <v:shape id="shape_0" ID="Рисунок 2" stroked="f" style="position:absolute;margin-left:-0.05pt;margin-top:0.5pt;width:30.2pt;height:605.2pt;mso-wrap-style:none;v-text-anchor:middle;rotation:90" wp14:anchorId="1669776C" type="shapetype_75">
-              <v:imagedata r:id="rId1" o:detectmouseclick="t"/>
-              <v:stroke color="#3465a4" joinstyle="round" endcap="flat"/>
-              <w10:wrap type="none"/>
-            </v:shape>
-          </w:pict>
-        </mc:Fallback>
-      </mc:AlternateContent>
-      <mc:AlternateContent>
-        <mc:Choice Requires="wps">
-          <w:drawing>
-            <wp:anchor behindDoc="1" distT="0" distB="0" distL="0" distR="0" simplePos="0" locked="0" layoutInCell="0" allowOverlap="1" relativeHeight="42" wp14:anchorId="60D0D9E7">
-              <wp:simplePos x="0" y="0"/>
-              <wp:positionH relativeFrom="column">
-                <wp:posOffset>149225</wp:posOffset>
-              </wp:positionH>
-              <wp:positionV relativeFrom="paragraph">
-                <wp:posOffset>160020</wp:posOffset>
-              </wp:positionV>
-              <wp:extent cx="384810" cy="7687310"/>
-              <wp:effectExtent l="0" t="6032" r="3492" b="3493"/>
-              <wp:wrapNone/>
-              <wp:docPr id="12" name="Рисунок 2"/>
-              <a:graphic xmlns:a="http://schemas.openxmlformats.org/drawingml/2006/main">
-                <a:graphicData uri="http://schemas.openxmlformats.org/drawingml/2006/picture">
-                  <pic:pic xmlns:pic="http://schemas.openxmlformats.org/drawingml/2006/picture">
-                    <pic:nvPicPr>
-                      <pic:cNvPr id="1" name="Рисунок 2" descr=""/>
-                      <pic:cNvPicPr/>
-                    </pic:nvPicPr>
-                    <pic:blipFill>
-                      <a:blip r:embed="rId1"/>
-                      <a:stretch/>
-                    </pic:blipFill>
-                    <pic:spPr>
-                      <a:xfrm rot="5400000">
-                        <a:off x="0" y="0"/>
-                        <a:ext cx="384120" cy="7686720"/>
-                      </a:xfrm>
-                      <a:prstGeom prst="rect">
-                        <a:avLst/>
-                      </a:prstGeom>
-                      <a:ln w="0">
-                        <a:noFill/>
-                      </a:ln>
-                    </pic:spPr>
-                  </pic:pic>
-                </a:graphicData>
-              </a:graphic>
-            </wp:anchor>
-          </w:drawing>
-        </mc:Choice>
-        <mc:Fallback>
-          <w:pict>
-            <v:shape id="shape_0" ID="Рисунок 2" stroked="f" style="position:absolute;margin-left:11.75pt;margin-top:12.65pt;width:30.2pt;height:605.2pt;mso-wrap-style:none;v-text-anchor:middle;rotation:90" wp14:anchorId="60D0D9E7" type="shapetype_75">
-              <v:imagedata r:id="rId1" o:detectmouseclick="t"/>
-              <v:stroke color="#3465a4" joinstyle="round" endcap="flat"/>
-              <w10:wrap type="none"/>
-            </v:shape>
-          </w:pict>
-        </mc:Fallback>
-      </mc:AlternateContent>
-      <mc:AlternateContent>
-        <mc:Choice Requires="wps">
-          <w:drawing>
-            <wp:anchor behindDoc="1" distT="0" distB="0" distL="0" distR="0" simplePos="0" locked="0" layoutInCell="0" allowOverlap="1" relativeHeight="58" wp14:anchorId="3C2C660F">
-              <wp:simplePos x="0" y="0"/>
-              <wp:positionH relativeFrom="column">
-                <wp:posOffset>304165</wp:posOffset>
-              </wp:positionH>
-              <wp:positionV relativeFrom="paragraph">
-                <wp:posOffset>310515</wp:posOffset>
-              </wp:positionV>
-              <wp:extent cx="384810" cy="7687310"/>
-              <wp:effectExtent l="0" t="6032" r="3492" b="3493"/>
-              <wp:wrapNone/>
-              <wp:docPr id="13" name="Рисунок 2"/>
-              <a:graphic xmlns:a="http://schemas.openxmlformats.org/drawingml/2006/main">
-                <a:graphicData uri="http://schemas.openxmlformats.org/drawingml/2006/picture">
-                  <pic:pic xmlns:pic="http://schemas.openxmlformats.org/drawingml/2006/picture">
-                    <pic:nvPicPr>
-                      <pic:cNvPr id="2" name="Рисунок 2" descr=""/>
-                      <pic:cNvPicPr/>
-                    </pic:nvPicPr>
-                    <pic:blipFill>
-                      <a:blip r:embed="rId1"/>
-                      <a:stretch/>
-                    </pic:blipFill>
-                    <pic:spPr>
-                      <a:xfrm rot="5400000">
-                        <a:off x="0" y="0"/>
-                        <a:ext cx="384120" cy="7686720"/>
-                      </a:xfrm>
-                      <a:prstGeom prst="rect">
-                        <a:avLst/>
-                      </a:prstGeom>
-                      <a:ln w="0">
-                        <a:noFill/>
-                      </a:ln>
-                    </pic:spPr>
-                  </pic:pic>
-                </a:graphicData>
-              </a:graphic>
-            </wp:anchor>
-          </w:drawing>
-        </mc:Choice>
-        <mc:Fallback>
-          <w:pict>
-            <v:shape id="shape_0" ID="Рисунок 2" stroked="f" style="position:absolute;margin-left:23.95pt;margin-top:24.5pt;width:30.2pt;height:605.2pt;mso-wrap-style:none;v-text-anchor:middle;rotation:90" wp14:anchorId="3C2C660F" type="shapetype_75">
-              <v:imagedata r:id="rId1" o:detectmouseclick="t"/>
-              <v:stroke color="#3465a4" joinstyle="round" endcap="flat"/>
-              <w10:wrap type="none"/>
-            </v:shape>
-          </w:pict>
-        </mc:Fallback>
-      </mc:AlternateContent>
-      <mc:AlternateContent>
-        <mc:Choice Requires="wps">
-          <w:drawing>
-            <wp:anchor behindDoc="1" distT="0" distB="0" distL="0" distR="0" simplePos="0" locked="0" layoutInCell="0" allowOverlap="1" relativeHeight="74" wp14:anchorId="583E9A85">
-              <wp:simplePos x="0" y="0"/>
-              <wp:positionH relativeFrom="column">
-                <wp:posOffset>456565</wp:posOffset>
-              </wp:positionH>
-              <wp:positionV relativeFrom="paragraph">
-                <wp:posOffset>462915</wp:posOffset>
-              </wp:positionV>
-              <wp:extent cx="384810" cy="7687310"/>
-              <wp:effectExtent l="0" t="6032" r="3492" b="3493"/>
-              <wp:wrapNone/>
-              <wp:docPr id="14" name="Рисунок 2"/>
-              <a:graphic xmlns:a="http://schemas.openxmlformats.org/drawingml/2006/main">
-                <a:graphicData uri="http://schemas.openxmlformats.org/drawingml/2006/picture">
-                  <pic:pic xmlns:pic="http://schemas.openxmlformats.org/drawingml/2006/picture">
-                    <pic:nvPicPr>
-                      <pic:cNvPr id="3" name="Рисунок 2" descr=""/>
-                      <pic:cNvPicPr/>
-                    </pic:nvPicPr>
-                    <pic:blipFill>
-                      <a:blip r:embed="rId1"/>
-                      <a:stretch/>
-                    </pic:blipFill>
-                    <pic:spPr>
-                      <a:xfrm rot="5400000">
-                        <a:off x="0" y="0"/>
-                        <a:ext cx="384120" cy="7686720"/>
-                      </a:xfrm>
-                      <a:prstGeom prst="rect">
-                        <a:avLst/>
-                      </a:prstGeom>
-                      <a:ln w="0">
-                        <a:noFill/>
-                      </a:ln>
-                    </pic:spPr>
-                  </pic:pic>
-                </a:graphicData>
-              </a:graphic>
-            </wp:anchor>
-          </w:drawing>
-        </mc:Choice>
-        <mc:Fallback>
-          <w:pict>
-            <v:shape id="shape_0" ID="Рисунок 2" stroked="f" style="position:absolute;margin-left:35.95pt;margin-top:36.5pt;width:30.2pt;height:605.2pt;mso-wrap-style:none;v-text-anchor:middle;rotation:90" wp14:anchorId="583E9A85" type="shapetype_75">
-              <v:imagedata r:id="rId1" o:detectmouseclick="t"/>
-              <v:stroke color="#3465a4" joinstyle="round" endcap="flat"/>
-              <w10:wrap type="none"/>
-            </v:shape>
-          </w:pict>
-        </mc:Fallback>
-      </mc:AlternateContent>
-      <mc:AlternateContent>
-        <mc:Choice Requires="wps">
-          <w:drawing>
-            <wp:anchor behindDoc="1" distT="0" distB="0" distL="0" distR="0" simplePos="0" locked="0" layoutInCell="0" allowOverlap="1" relativeHeight="91" wp14:anchorId="0E15A6DD">
-              <wp:simplePos x="0" y="0"/>
-              <wp:positionH relativeFrom="column">
-                <wp:posOffset>608965</wp:posOffset>
-              </wp:positionH>
-              <wp:positionV relativeFrom="paragraph">
-                <wp:posOffset>615315</wp:posOffset>
-              </wp:positionV>
-              <wp:extent cx="384810" cy="7687310"/>
-              <wp:effectExtent l="0" t="6032" r="3492" b="3493"/>
-              <wp:wrapNone/>
-              <wp:docPr id="15" name="Рисунок 2"/>
-              <a:graphic xmlns:a="http://schemas.openxmlformats.org/drawingml/2006/main">
-                <a:graphicData uri="http://schemas.openxmlformats.org/drawingml/2006/picture">
-                  <pic:pic xmlns:pic="http://schemas.openxmlformats.org/drawingml/2006/picture">
-                    <pic:nvPicPr>
-                      <pic:cNvPr id="4" name="Рисунок 2" descr=""/>
-                      <pic:cNvPicPr/>
-                    </pic:nvPicPr>
-                    <pic:blipFill>
-                      <a:blip r:embed="rId1"/>
-                      <a:stretch/>
-                    </pic:blipFill>
-                    <pic:spPr>
-                      <a:xfrm rot="5400000">
-                        <a:off x="0" y="0"/>
-                        <a:ext cx="384120" cy="7686720"/>
-                      </a:xfrm>
-                      <a:prstGeom prst="rect">
-                        <a:avLst/>
-                      </a:prstGeom>
-                      <a:ln w="0">
-                        <a:noFill/>
-                      </a:ln>
-                    </pic:spPr>
-                  </pic:pic>
-                </a:graphicData>
-              </a:graphic>
-            </wp:anchor>
-          </w:drawing>
-        </mc:Choice>
-        <mc:Fallback>
-          <w:pict>
-            <v:shape id="shape_0" ID="Рисунок 2" stroked="f" style="position:absolute;margin-left:47.95pt;margin-top:48.5pt;width:30.2pt;height:605.2pt;mso-wrap-style:none;v-text-anchor:middle;rotation:90" wp14:anchorId="0E15A6DD" type="shapetype_75">
-              <v:imagedata r:id="rId1" o:detectmouseclick="t"/>
-              <v:stroke color="#3465a4" joinstyle="round" endcap="flat"/>
-              <w10:wrap type="none"/>
-            </v:shape>
-          </w:pict>
-        </mc:Fallback>
-      </mc:AlternateContent>
     </w:r>
   </w:p>
 </w:ftr>
@@ -8857,8 +8701,9 @@
     <w:rsid w:val="00005b33"/>
     <w:pPr>
       <w:widowControl/>
+      <w:suppressAutoHyphens w:val="true"/>
       <w:bidi w:val="0"/>
-      <w:spacing w:lineRule="auto" w:line="268" w:before="0" w:after="240"/>
+      <w:spacing w:lineRule="auto" w:line="266" w:before="0" w:after="240"/>
       <w:jc w:val="both"/>
     </w:pPr>
     <w:rPr>
@@ -8867,7 +8712,7 @@
       <w:kern w:val="2"/>
       <w:sz w:val="24"/>
       <w:szCs w:val="24"/>
-      <w:lang w:eastAsia="ru" w:val="ru-RU" w:bidi="ar-SA"/>
+      <w:lang w:val="ru-RU" w:eastAsia="ru" w:bidi="ar-SA"/>
     </w:rPr>
   </w:style>
   <w:style w:type="paragraph" w:styleId="1">
@@ -9614,13 +9459,14 @@
     <w:rsid w:val="0002051c"/>
     <w:pPr>
       <w:widowControl/>
+      <w:suppressAutoHyphens w:val="true"/>
       <w:bidi w:val="0"/>
-      <w:spacing w:lineRule="auto" w:line="268" w:before="120" w:after="120"/>
+      <w:spacing w:lineRule="auto" w:line="266" w:before="120" w:after="120"/>
       <w:ind w:hanging="11"/>
       <w:jc w:val="left"/>
     </w:pPr>
     <w:rPr>
-      <w:rFonts w:eastAsia="Times New Roman" w:cs="Times New Roman" w:ascii="Aptos" w:hAnsi="Aptos"/>
+      <w:rFonts w:ascii="Aptos" w:hAnsi="Aptos" w:eastAsia="Times New Roman" w:cs="Times New Roman"/>
       <w:b/>
       <w:bCs/>
       <w:caps/>
